--- a/Расчеты/Расчёт потребления.docx
+++ b/Расчеты/Расчёт потребления.docx
@@ -35,7 +35,7 @@
           <w:rFonts w:ascii="Times New Roman" w:eastAsiaTheme="minorEastAsia" w:hAnsi="Times New Roman" w:cs="Times New Roman"/>
           <w:b/>
         </w:rPr>
-        <w:t>**</w:t>
+        <w:t>*</w:t>
       </w:r>
       <w:r>
         <w:rPr>
@@ -67,7 +67,13 @@
         <w:rPr>
           <w:rFonts w:ascii="Times New Roman" w:eastAsiaTheme="minorEastAsia" w:hAnsi="Times New Roman" w:cs="Times New Roman"/>
         </w:rPr>
-        <w:t>Рассчитаем общее потребление всех электрических объектов, включённых в установку, исходя из их технических характеристик, указанных производителем, используя закон**</w:t>
+        <w:t>Рассчитаем общее потребление всех электрических объектов, включённых в установку, исходя из их технических характеристик, указанных п</w:t>
+      </w:r>
+      <w:r>
+        <w:rPr>
+          <w:rFonts w:ascii="Times New Roman" w:eastAsiaTheme="minorEastAsia" w:hAnsi="Times New Roman" w:cs="Times New Roman"/>
+        </w:rPr>
+        <w:t>роизводителем, используя закон*</w:t>
       </w:r>
     </w:p>
     <w:p>
@@ -97,11 +103,13 @@
             <w:pPr>
               <w:rPr>
                 <w:rFonts w:ascii="Times New Roman" w:eastAsiaTheme="minorEastAsia" w:hAnsi="Times New Roman" w:cs="Times New Roman"/>
-              </w:rPr>
-            </w:pPr>
-            <w:r>
-              <w:rPr>
-                <w:rFonts w:ascii="Times New Roman" w:eastAsiaTheme="minorEastAsia" w:hAnsi="Times New Roman" w:cs="Times New Roman"/>
+                <w:b/>
+              </w:rPr>
+            </w:pPr>
+            <w:r>
+              <w:rPr>
+                <w:rFonts w:ascii="Times New Roman" w:eastAsiaTheme="minorEastAsia" w:hAnsi="Times New Roman" w:cs="Times New Roman"/>
+                <w:b/>
               </w:rPr>
               <w:t>Объекты, работающие от сети 220 В</w:t>
             </w:r>
@@ -115,11 +123,13 @@
             <w:pPr>
               <w:rPr>
                 <w:rFonts w:ascii="Times New Roman" w:eastAsiaTheme="minorEastAsia" w:hAnsi="Times New Roman" w:cs="Times New Roman"/>
-              </w:rPr>
-            </w:pPr>
-            <w:r>
-              <w:rPr>
-                <w:rFonts w:ascii="Times New Roman" w:eastAsiaTheme="minorEastAsia" w:hAnsi="Times New Roman" w:cs="Times New Roman"/>
+                <w:b/>
+              </w:rPr>
+            </w:pPr>
+            <w:r>
+              <w:rPr>
+                <w:rFonts w:ascii="Times New Roman" w:eastAsiaTheme="minorEastAsia" w:hAnsi="Times New Roman" w:cs="Times New Roman"/>
+                <w:b/>
               </w:rPr>
               <w:t xml:space="preserve">Объекты, работающие от сети </w:t>
             </w:r>
@@ -127,6 +137,7 @@
             <w:r>
               <w:rPr>
                 <w:rFonts w:ascii="Times New Roman" w:eastAsiaTheme="minorEastAsia" w:hAnsi="Times New Roman" w:cs="Times New Roman"/>
+                <w:b/>
               </w:rPr>
               <w:t>Raspberry</w:t>
             </w:r>
@@ -134,6 +145,7 @@
             <w:r>
               <w:rPr>
                 <w:rFonts w:ascii="Times New Roman" w:eastAsiaTheme="minorEastAsia" w:hAnsi="Times New Roman" w:cs="Times New Roman"/>
+                <w:b/>
               </w:rPr>
               <w:t xml:space="preserve"> </w:t>
             </w:r>
@@ -141,6 +153,7 @@
             <w:r>
               <w:rPr>
                 <w:rFonts w:ascii="Times New Roman" w:eastAsiaTheme="minorEastAsia" w:hAnsi="Times New Roman" w:cs="Times New Roman"/>
+                <w:b/>
               </w:rPr>
               <w:t>pi</w:t>
             </w:r>
@@ -148,6 +161,7 @@
             <w:r>
               <w:rPr>
                 <w:rFonts w:ascii="Times New Roman" w:eastAsiaTheme="minorEastAsia" w:hAnsi="Times New Roman" w:cs="Times New Roman"/>
+                <w:b/>
               </w:rPr>
               <w:t xml:space="preserve"> </w:t>
             </w:r>
@@ -155,6 +169,7 @@
             <w:r>
               <w:rPr>
                 <w:rFonts w:ascii="Times New Roman" w:eastAsiaTheme="minorEastAsia" w:hAnsi="Times New Roman" w:cs="Times New Roman"/>
+                <w:b/>
               </w:rPr>
               <w:t>pico</w:t>
             </w:r>
@@ -162,14 +177,9 @@
             <w:r>
               <w:rPr>
                 <w:rFonts w:ascii="Times New Roman" w:eastAsiaTheme="minorEastAsia" w:hAnsi="Times New Roman" w:cs="Times New Roman"/>
-              </w:rPr>
-              <w:t xml:space="preserve"> 5</w:t>
-            </w:r>
-            <w:r>
-              <w:rPr>
-                <w:rFonts w:ascii="Times New Roman" w:eastAsiaTheme="minorEastAsia" w:hAnsi="Times New Roman" w:cs="Times New Roman"/>
-              </w:rPr>
-              <w:t xml:space="preserve"> В</w:t>
+                <w:b/>
+              </w:rPr>
+              <w:t xml:space="preserve"> 5 В</w:t>
             </w:r>
           </w:p>
         </w:tc>
@@ -189,7 +199,13 @@
               <w:rPr>
                 <w:rFonts w:ascii="Times New Roman" w:eastAsiaTheme="minorEastAsia" w:hAnsi="Times New Roman" w:cs="Times New Roman"/>
               </w:rPr>
-              <w:t>Лампы (6):</w:t>
+              <w:t>Лампы (6)</w:t>
+            </w:r>
+            <w:r>
+              <w:rPr>
+                <w:rFonts w:ascii="Times New Roman" w:eastAsiaTheme="minorEastAsia" w:hAnsi="Times New Roman" w:cs="Times New Roman"/>
+              </w:rPr>
+              <w:t>:</w:t>
             </w:r>
             <w:r>
               <w:rPr>
@@ -278,7 +294,13 @@
               <w:rPr>
                 <w:rFonts w:ascii="Times New Roman" w:eastAsiaTheme="minorEastAsia" w:hAnsi="Times New Roman" w:cs="Times New Roman"/>
               </w:rPr>
-              <w:t>Вентиляторы (3): 45 Вт, 0.2 А</w:t>
+              <w:t>Вентилятор: 15 Вт, 0.06</w:t>
+            </w:r>
+            <w:r>
+              <w:rPr>
+                <w:rFonts w:ascii="Times New Roman" w:eastAsiaTheme="minorEastAsia" w:hAnsi="Times New Roman" w:cs="Times New Roman"/>
+              </w:rPr>
+              <w:t xml:space="preserve"> А</w:t>
             </w:r>
           </w:p>
         </w:tc>
@@ -476,7 +498,13 @@
               <w:rPr>
                 <w:rFonts w:ascii="Times New Roman" w:eastAsiaTheme="minorEastAsia" w:hAnsi="Times New Roman" w:cs="Times New Roman"/>
               </w:rPr>
-              <w:t xml:space="preserve">= 266 Вт, </w:t>
+              <w:t>= 23</w:t>
+            </w:r>
+            <w:r>
+              <w:rPr>
+                <w:rFonts w:ascii="Times New Roman" w:eastAsiaTheme="minorEastAsia" w:hAnsi="Times New Roman" w:cs="Times New Roman"/>
+              </w:rPr>
+              <w:t xml:space="preserve">6 Вт, </w:t>
             </w:r>
             <w:r>
               <w:rPr>
@@ -496,7 +524,13 @@
               <w:rPr>
                 <w:rFonts w:ascii="Times New Roman" w:eastAsiaTheme="minorEastAsia" w:hAnsi="Times New Roman" w:cs="Times New Roman"/>
               </w:rPr>
-              <w:t>= 1.2 А</w:t>
+              <w:t>= 1.07</w:t>
+            </w:r>
+            <w:r>
+              <w:rPr>
+                <w:rFonts w:ascii="Times New Roman" w:eastAsiaTheme="minorEastAsia" w:hAnsi="Times New Roman" w:cs="Times New Roman"/>
+              </w:rPr>
+              <w:t xml:space="preserve"> А</w:t>
             </w:r>
           </w:p>
         </w:tc>
@@ -555,6 +589,722 @@
                 <w:rFonts w:ascii="Times New Roman" w:eastAsiaTheme="minorEastAsia" w:hAnsi="Times New Roman" w:cs="Times New Roman"/>
               </w:rPr>
               <w:t>=  0.435 А</w:t>
+            </w:r>
+          </w:p>
+        </w:tc>
+      </w:tr>
+    </w:tbl>
+    <w:p/>
+    <w:tbl>
+      <w:tblPr>
+        <w:tblStyle w:val="a4"/>
+        <w:tblW w:w="0" w:type="auto"/>
+        <w:tblLook w:val="04A0" w:firstRow="1" w:lastRow="0" w:firstColumn="1" w:lastColumn="0" w:noHBand="0" w:noVBand="1"/>
+      </w:tblPr>
+      <w:tblGrid>
+        <w:gridCol w:w="1869"/>
+        <w:gridCol w:w="1869"/>
+        <w:gridCol w:w="1869"/>
+        <w:gridCol w:w="1869"/>
+        <w:gridCol w:w="1869"/>
+      </w:tblGrid>
+      <w:tr>
+        <w:tc>
+          <w:tcPr>
+            <w:tcW w:w="1869" w:type="dxa"/>
+          </w:tcPr>
+          <w:p>
+            <w:pPr>
+              <w:jc w:val="center"/>
+              <w:rPr>
+                <w:rFonts w:ascii="Times New Roman" w:hAnsi="Times New Roman" w:cs="Times New Roman"/>
+                <w:b/>
+              </w:rPr>
+            </w:pPr>
+            <w:r>
+              <w:rPr>
+                <w:rFonts w:ascii="Times New Roman" w:hAnsi="Times New Roman" w:cs="Times New Roman"/>
+                <w:b/>
+              </w:rPr>
+              <w:t>Прибор</w:t>
+            </w:r>
+          </w:p>
+        </w:tc>
+        <w:tc>
+          <w:tcPr>
+            <w:tcW w:w="1869" w:type="dxa"/>
+          </w:tcPr>
+          <w:p>
+            <w:pPr>
+              <w:jc w:val="center"/>
+              <w:rPr>
+                <w:rFonts w:ascii="Times New Roman" w:hAnsi="Times New Roman" w:cs="Times New Roman"/>
+                <w:b/>
+              </w:rPr>
+            </w:pPr>
+            <w:r>
+              <w:rPr>
+                <w:rFonts w:ascii="Times New Roman" w:hAnsi="Times New Roman" w:cs="Times New Roman"/>
+                <w:b/>
+              </w:rPr>
+              <w:t>Пиковая мощность (Вт)</w:t>
+            </w:r>
+          </w:p>
+        </w:tc>
+        <w:tc>
+          <w:tcPr>
+            <w:tcW w:w="1869" w:type="dxa"/>
+          </w:tcPr>
+          <w:p>
+            <w:pPr>
+              <w:jc w:val="center"/>
+              <w:rPr>
+                <w:rFonts w:ascii="Times New Roman" w:hAnsi="Times New Roman" w:cs="Times New Roman"/>
+                <w:b/>
+              </w:rPr>
+            </w:pPr>
+            <w:r>
+              <w:rPr>
+                <w:rFonts w:ascii="Times New Roman" w:hAnsi="Times New Roman" w:cs="Times New Roman"/>
+                <w:b/>
+              </w:rPr>
+              <w:t>Время работы за сутки (ч)</w:t>
+            </w:r>
+          </w:p>
+        </w:tc>
+        <w:tc>
+          <w:tcPr>
+            <w:tcW w:w="1869" w:type="dxa"/>
+          </w:tcPr>
+          <w:p>
+            <w:pPr>
+              <w:jc w:val="center"/>
+              <w:rPr>
+                <w:rFonts w:ascii="Times New Roman" w:hAnsi="Times New Roman" w:cs="Times New Roman"/>
+                <w:b/>
+              </w:rPr>
+            </w:pPr>
+            <w:r>
+              <w:rPr>
+                <w:rFonts w:ascii="Times New Roman" w:hAnsi="Times New Roman" w:cs="Times New Roman"/>
+                <w:b/>
+              </w:rPr>
+              <w:t>Средняя мощность (Вт)</w:t>
+            </w:r>
+          </w:p>
+        </w:tc>
+        <w:tc>
+          <w:tcPr>
+            <w:tcW w:w="1869" w:type="dxa"/>
+          </w:tcPr>
+          <w:p>
+            <w:pPr>
+              <w:jc w:val="center"/>
+              <w:rPr>
+                <w:rFonts w:ascii="Times New Roman" w:hAnsi="Times New Roman" w:cs="Times New Roman"/>
+                <w:b/>
+              </w:rPr>
+            </w:pPr>
+            <w:r>
+              <w:rPr>
+                <w:rFonts w:ascii="Times New Roman" w:hAnsi="Times New Roman" w:cs="Times New Roman"/>
+                <w:b/>
+              </w:rPr>
+              <w:t>Суточное потребление (Вт*ч)</w:t>
+            </w:r>
+          </w:p>
+        </w:tc>
+      </w:tr>
+      <w:tr>
+        <w:tc>
+          <w:tcPr>
+            <w:tcW w:w="1869" w:type="dxa"/>
+          </w:tcPr>
+          <w:p>
+            <w:pPr>
+              <w:jc w:val="center"/>
+              <w:rPr>
+                <w:rFonts w:ascii="Times New Roman" w:hAnsi="Times New Roman" w:cs="Times New Roman"/>
+              </w:rPr>
+            </w:pPr>
+            <w:r>
+              <w:rPr>
+                <w:rFonts w:ascii="Times New Roman" w:hAnsi="Times New Roman" w:cs="Times New Roman"/>
+              </w:rPr>
+              <w:t>Насос</w:t>
+            </w:r>
+          </w:p>
+        </w:tc>
+        <w:tc>
+          <w:tcPr>
+            <w:tcW w:w="1869" w:type="dxa"/>
+          </w:tcPr>
+          <w:p>
+            <w:pPr>
+              <w:jc w:val="center"/>
+              <w:rPr>
+                <w:rFonts w:ascii="Times New Roman" w:hAnsi="Times New Roman" w:cs="Times New Roman"/>
+              </w:rPr>
+            </w:pPr>
+            <w:r>
+              <w:rPr>
+                <w:rFonts w:ascii="Times New Roman" w:hAnsi="Times New Roman" w:cs="Times New Roman"/>
+              </w:rPr>
+              <w:t>100</w:t>
+            </w:r>
+          </w:p>
+        </w:tc>
+        <w:tc>
+          <w:tcPr>
+            <w:tcW w:w="1869" w:type="dxa"/>
+          </w:tcPr>
+          <w:p>
+            <w:pPr>
+              <w:jc w:val="center"/>
+              <w:rPr>
+                <w:rFonts w:ascii="Times New Roman" w:hAnsi="Times New Roman" w:cs="Times New Roman"/>
+              </w:rPr>
+            </w:pPr>
+            <w:r>
+              <w:rPr>
+                <w:rFonts w:ascii="Times New Roman" w:hAnsi="Times New Roman" w:cs="Times New Roman"/>
+              </w:rPr>
+              <w:t>1.33</w:t>
+            </w:r>
+          </w:p>
+        </w:tc>
+        <w:tc>
+          <w:tcPr>
+            <w:tcW w:w="1869" w:type="dxa"/>
+          </w:tcPr>
+          <w:p>
+            <w:pPr>
+              <w:jc w:val="center"/>
+              <w:rPr>
+                <w:rFonts w:ascii="Times New Roman" w:hAnsi="Times New Roman" w:cs="Times New Roman"/>
+              </w:rPr>
+            </w:pPr>
+            <w:r>
+              <w:rPr>
+                <w:rFonts w:ascii="Times New Roman" w:hAnsi="Times New Roman" w:cs="Times New Roman"/>
+              </w:rPr>
+              <w:t>5.56</w:t>
+            </w:r>
+          </w:p>
+        </w:tc>
+        <w:tc>
+          <w:tcPr>
+            <w:tcW w:w="1869" w:type="dxa"/>
+          </w:tcPr>
+          <w:p>
+            <w:pPr>
+              <w:jc w:val="center"/>
+              <w:rPr>
+                <w:rFonts w:ascii="Times New Roman" w:hAnsi="Times New Roman" w:cs="Times New Roman"/>
+              </w:rPr>
+            </w:pPr>
+            <w:r>
+              <w:rPr>
+                <w:rFonts w:ascii="Times New Roman" w:hAnsi="Times New Roman" w:cs="Times New Roman"/>
+              </w:rPr>
+              <w:t>133.3</w:t>
+            </w:r>
+          </w:p>
+        </w:tc>
+      </w:tr>
+      <w:tr>
+        <w:tc>
+          <w:tcPr>
+            <w:tcW w:w="1869" w:type="dxa"/>
+          </w:tcPr>
+          <w:p>
+            <w:pPr>
+              <w:jc w:val="center"/>
+              <w:rPr>
+                <w:rFonts w:ascii="Times New Roman" w:hAnsi="Times New Roman" w:cs="Times New Roman"/>
+              </w:rPr>
+            </w:pPr>
+            <w:r>
+              <w:rPr>
+                <w:rFonts w:ascii="Times New Roman" w:hAnsi="Times New Roman" w:cs="Times New Roman"/>
+              </w:rPr>
+              <w:t>Вентилятор</w:t>
+            </w:r>
+          </w:p>
+        </w:tc>
+        <w:tc>
+          <w:tcPr>
+            <w:tcW w:w="1869" w:type="dxa"/>
+          </w:tcPr>
+          <w:p>
+            <w:pPr>
+              <w:jc w:val="center"/>
+              <w:rPr>
+                <w:rFonts w:ascii="Times New Roman" w:hAnsi="Times New Roman" w:cs="Times New Roman"/>
+              </w:rPr>
+            </w:pPr>
+            <w:r>
+              <w:rPr>
+                <w:rFonts w:ascii="Times New Roman" w:hAnsi="Times New Roman" w:cs="Times New Roman"/>
+              </w:rPr>
+              <w:t>15</w:t>
+            </w:r>
+          </w:p>
+        </w:tc>
+        <w:tc>
+          <w:tcPr>
+            <w:tcW w:w="1869" w:type="dxa"/>
+          </w:tcPr>
+          <w:p>
+            <w:pPr>
+              <w:jc w:val="center"/>
+              <w:rPr>
+                <w:rFonts w:ascii="Times New Roman" w:hAnsi="Times New Roman" w:cs="Times New Roman"/>
+              </w:rPr>
+            </w:pPr>
+            <w:r>
+              <w:rPr>
+                <w:rFonts w:ascii="Times New Roman" w:hAnsi="Times New Roman" w:cs="Times New Roman"/>
+              </w:rPr>
+              <w:t>2</w:t>
+            </w:r>
+          </w:p>
+        </w:tc>
+        <w:tc>
+          <w:tcPr>
+            <w:tcW w:w="1869" w:type="dxa"/>
+          </w:tcPr>
+          <w:p>
+            <w:pPr>
+              <w:jc w:val="center"/>
+              <w:rPr>
+                <w:rFonts w:ascii="Times New Roman" w:hAnsi="Times New Roman" w:cs="Times New Roman"/>
+              </w:rPr>
+            </w:pPr>
+            <w:r>
+              <w:rPr>
+                <w:rFonts w:ascii="Times New Roman" w:hAnsi="Times New Roman" w:cs="Times New Roman"/>
+              </w:rPr>
+              <w:t>1.25</w:t>
+            </w:r>
+          </w:p>
+        </w:tc>
+        <w:tc>
+          <w:tcPr>
+            <w:tcW w:w="1869" w:type="dxa"/>
+          </w:tcPr>
+          <w:p>
+            <w:pPr>
+              <w:jc w:val="center"/>
+              <w:rPr>
+                <w:rFonts w:ascii="Times New Roman" w:hAnsi="Times New Roman" w:cs="Times New Roman"/>
+              </w:rPr>
+            </w:pPr>
+            <w:r>
+              <w:rPr>
+                <w:rFonts w:ascii="Times New Roman" w:hAnsi="Times New Roman" w:cs="Times New Roman"/>
+              </w:rPr>
+              <w:t>30</w:t>
+            </w:r>
+          </w:p>
+        </w:tc>
+      </w:tr>
+      <w:tr>
+        <w:tc>
+          <w:tcPr>
+            <w:tcW w:w="1869" w:type="dxa"/>
+          </w:tcPr>
+          <w:p>
+            <w:pPr>
+              <w:jc w:val="center"/>
+              <w:rPr>
+                <w:rFonts w:ascii="Times New Roman" w:hAnsi="Times New Roman" w:cs="Times New Roman"/>
+              </w:rPr>
+            </w:pPr>
+            <w:proofErr w:type="spellStart"/>
+            <w:r>
+              <w:rPr>
+                <w:rFonts w:ascii="Times New Roman" w:hAnsi="Times New Roman" w:cs="Times New Roman"/>
+              </w:rPr>
+              <w:t>Фитолампы</w:t>
+            </w:r>
+            <w:proofErr w:type="spellEnd"/>
+          </w:p>
+        </w:tc>
+        <w:tc>
+          <w:tcPr>
+            <w:tcW w:w="1869" w:type="dxa"/>
+          </w:tcPr>
+          <w:p>
+            <w:pPr>
+              <w:jc w:val="center"/>
+              <w:rPr>
+                <w:rFonts w:ascii="Times New Roman" w:hAnsi="Times New Roman" w:cs="Times New Roman"/>
+              </w:rPr>
+            </w:pPr>
+            <w:r>
+              <w:rPr>
+                <w:rFonts w:ascii="Times New Roman" w:hAnsi="Times New Roman" w:cs="Times New Roman"/>
+              </w:rPr>
+              <w:t>108</w:t>
+            </w:r>
+          </w:p>
+        </w:tc>
+        <w:tc>
+          <w:tcPr>
+            <w:tcW w:w="1869" w:type="dxa"/>
+          </w:tcPr>
+          <w:p>
+            <w:pPr>
+              <w:jc w:val="center"/>
+              <w:rPr>
+                <w:rFonts w:ascii="Times New Roman" w:hAnsi="Times New Roman" w:cs="Times New Roman"/>
+              </w:rPr>
+            </w:pPr>
+            <w:r>
+              <w:rPr>
+                <w:rFonts w:ascii="Times New Roman" w:hAnsi="Times New Roman" w:cs="Times New Roman"/>
+              </w:rPr>
+              <w:t>16</w:t>
+            </w:r>
+          </w:p>
+        </w:tc>
+        <w:tc>
+          <w:tcPr>
+            <w:tcW w:w="1869" w:type="dxa"/>
+          </w:tcPr>
+          <w:p>
+            <w:pPr>
+              <w:jc w:val="center"/>
+              <w:rPr>
+                <w:rFonts w:ascii="Times New Roman" w:hAnsi="Times New Roman" w:cs="Times New Roman"/>
+              </w:rPr>
+            </w:pPr>
+            <w:r>
+              <w:rPr>
+                <w:rFonts w:ascii="Times New Roman" w:hAnsi="Times New Roman" w:cs="Times New Roman"/>
+              </w:rPr>
+              <w:t>72</w:t>
+            </w:r>
+          </w:p>
+        </w:tc>
+        <w:tc>
+          <w:tcPr>
+            <w:tcW w:w="1869" w:type="dxa"/>
+          </w:tcPr>
+          <w:p>
+            <w:pPr>
+              <w:jc w:val="center"/>
+              <w:rPr>
+                <w:rFonts w:ascii="Times New Roman" w:hAnsi="Times New Roman" w:cs="Times New Roman"/>
+              </w:rPr>
+            </w:pPr>
+            <w:r>
+              <w:rPr>
+                <w:rFonts w:ascii="Times New Roman" w:hAnsi="Times New Roman" w:cs="Times New Roman"/>
+              </w:rPr>
+              <w:t>1728</w:t>
+            </w:r>
+          </w:p>
+        </w:tc>
+      </w:tr>
+      <w:tr>
+        <w:tc>
+          <w:tcPr>
+            <w:tcW w:w="1869" w:type="dxa"/>
+          </w:tcPr>
+          <w:p>
+            <w:pPr>
+              <w:jc w:val="center"/>
+              <w:rPr>
+                <w:rFonts w:ascii="Times New Roman" w:hAnsi="Times New Roman" w:cs="Times New Roman"/>
+              </w:rPr>
+            </w:pPr>
+            <w:r>
+              <w:rPr>
+                <w:rFonts w:ascii="Times New Roman" w:hAnsi="Times New Roman" w:cs="Times New Roman"/>
+              </w:rPr>
+              <w:t>УФ-лампа</w:t>
+            </w:r>
+          </w:p>
+        </w:tc>
+        <w:tc>
+          <w:tcPr>
+            <w:tcW w:w="1869" w:type="dxa"/>
+          </w:tcPr>
+          <w:p>
+            <w:pPr>
+              <w:jc w:val="center"/>
+              <w:rPr>
+                <w:rFonts w:ascii="Times New Roman" w:hAnsi="Times New Roman" w:cs="Times New Roman"/>
+              </w:rPr>
+            </w:pPr>
+            <w:r>
+              <w:rPr>
+                <w:rFonts w:ascii="Times New Roman" w:hAnsi="Times New Roman" w:cs="Times New Roman"/>
+              </w:rPr>
+              <w:t>13</w:t>
+            </w:r>
+          </w:p>
+        </w:tc>
+        <w:tc>
+          <w:tcPr>
+            <w:tcW w:w="1869" w:type="dxa"/>
+          </w:tcPr>
+          <w:p>
+            <w:pPr>
+              <w:jc w:val="center"/>
+              <w:rPr>
+                <w:rFonts w:ascii="Times New Roman" w:hAnsi="Times New Roman" w:cs="Times New Roman"/>
+              </w:rPr>
+            </w:pPr>
+            <w:r>
+              <w:rPr>
+                <w:rFonts w:ascii="Times New Roman" w:hAnsi="Times New Roman" w:cs="Times New Roman"/>
+              </w:rPr>
+              <w:t>24</w:t>
+            </w:r>
+          </w:p>
+        </w:tc>
+        <w:tc>
+          <w:tcPr>
+            <w:tcW w:w="1869" w:type="dxa"/>
+          </w:tcPr>
+          <w:p>
+            <w:pPr>
+              <w:jc w:val="center"/>
+              <w:rPr>
+                <w:rFonts w:ascii="Times New Roman" w:hAnsi="Times New Roman" w:cs="Times New Roman"/>
+              </w:rPr>
+            </w:pPr>
+            <w:r>
+              <w:rPr>
+                <w:rFonts w:ascii="Times New Roman" w:hAnsi="Times New Roman" w:cs="Times New Roman"/>
+              </w:rPr>
+              <w:t>13</w:t>
+            </w:r>
+          </w:p>
+        </w:tc>
+        <w:tc>
+          <w:tcPr>
+            <w:tcW w:w="1869" w:type="dxa"/>
+          </w:tcPr>
+          <w:p>
+            <w:pPr>
+              <w:jc w:val="center"/>
+              <w:rPr>
+                <w:rFonts w:ascii="Times New Roman" w:hAnsi="Times New Roman" w:cs="Times New Roman"/>
+              </w:rPr>
+            </w:pPr>
+            <w:r>
+              <w:rPr>
+                <w:rFonts w:ascii="Times New Roman" w:hAnsi="Times New Roman" w:cs="Times New Roman"/>
+              </w:rPr>
+              <w:t>312</w:t>
+            </w:r>
+          </w:p>
+        </w:tc>
+      </w:tr>
+      <w:tr>
+        <w:tc>
+          <w:tcPr>
+            <w:tcW w:w="1869" w:type="dxa"/>
+          </w:tcPr>
+          <w:p>
+            <w:pPr>
+              <w:jc w:val="center"/>
+              <w:rPr>
+                <w:rFonts w:ascii="Times New Roman" w:hAnsi="Times New Roman" w:cs="Times New Roman"/>
+              </w:rPr>
+            </w:pPr>
+            <w:r>
+              <w:rPr>
+                <w:rFonts w:ascii="Times New Roman" w:hAnsi="Times New Roman" w:cs="Times New Roman"/>
+              </w:rPr>
+              <w:t>Электроника</w:t>
+            </w:r>
+          </w:p>
+        </w:tc>
+        <w:tc>
+          <w:tcPr>
+            <w:tcW w:w="1869" w:type="dxa"/>
+          </w:tcPr>
+          <w:p>
+            <w:pPr>
+              <w:jc w:val="center"/>
+              <w:rPr>
+                <w:rFonts w:ascii="Times New Roman" w:hAnsi="Times New Roman" w:cs="Times New Roman"/>
+              </w:rPr>
+            </w:pPr>
+            <w:r>
+              <w:rPr>
+                <w:rFonts w:ascii="Times New Roman" w:hAnsi="Times New Roman" w:cs="Times New Roman"/>
+              </w:rPr>
+              <w:t>2.18</w:t>
+            </w:r>
+          </w:p>
+        </w:tc>
+        <w:tc>
+          <w:tcPr>
+            <w:tcW w:w="1869" w:type="dxa"/>
+          </w:tcPr>
+          <w:p>
+            <w:pPr>
+              <w:jc w:val="center"/>
+              <w:rPr>
+                <w:rFonts w:ascii="Times New Roman" w:hAnsi="Times New Roman" w:cs="Times New Roman"/>
+              </w:rPr>
+            </w:pPr>
+            <w:r>
+              <w:rPr>
+                <w:rFonts w:ascii="Times New Roman" w:hAnsi="Times New Roman" w:cs="Times New Roman"/>
+              </w:rPr>
+              <w:t>24</w:t>
+            </w:r>
+          </w:p>
+        </w:tc>
+        <w:tc>
+          <w:tcPr>
+            <w:tcW w:w="1869" w:type="dxa"/>
+          </w:tcPr>
+          <w:p>
+            <w:pPr>
+              <w:jc w:val="center"/>
+              <w:rPr>
+                <w:rFonts w:ascii="Times New Roman" w:hAnsi="Times New Roman" w:cs="Times New Roman"/>
+              </w:rPr>
+            </w:pPr>
+            <w:r>
+              <w:rPr>
+                <w:rFonts w:ascii="Times New Roman" w:hAnsi="Times New Roman" w:cs="Times New Roman"/>
+              </w:rPr>
+              <w:t>2.18</w:t>
+            </w:r>
+          </w:p>
+        </w:tc>
+        <w:tc>
+          <w:tcPr>
+            <w:tcW w:w="1869" w:type="dxa"/>
+          </w:tcPr>
+          <w:p>
+            <w:pPr>
+              <w:jc w:val="center"/>
+              <w:rPr>
+                <w:rFonts w:ascii="Times New Roman" w:hAnsi="Times New Roman" w:cs="Times New Roman"/>
+              </w:rPr>
+            </w:pPr>
+            <w:r>
+              <w:rPr>
+                <w:rFonts w:ascii="Times New Roman" w:hAnsi="Times New Roman" w:cs="Times New Roman"/>
+              </w:rPr>
+              <w:t>52.32</w:t>
+            </w:r>
+          </w:p>
+        </w:tc>
+      </w:tr>
+      <w:tr>
+        <w:tc>
+          <w:tcPr>
+            <w:tcW w:w="1869" w:type="dxa"/>
+          </w:tcPr>
+          <w:p>
+            <w:pPr>
+              <w:jc w:val="center"/>
+              <w:rPr>
+                <w:rFonts w:ascii="Times New Roman" w:hAnsi="Times New Roman" w:cs="Times New Roman"/>
+                <w:b/>
+              </w:rPr>
+            </w:pPr>
+            <w:r>
+              <w:rPr>
+                <w:rFonts w:ascii="Times New Roman" w:hAnsi="Times New Roman" w:cs="Times New Roman"/>
+                <w:b/>
+              </w:rPr>
+              <w:t>ИТОГО:</w:t>
+            </w:r>
+          </w:p>
+        </w:tc>
+        <w:tc>
+          <w:tcPr>
+            <w:tcW w:w="1869" w:type="dxa"/>
+          </w:tcPr>
+          <w:p>
+            <w:pPr>
+              <w:jc w:val="center"/>
+              <w:rPr>
+                <w:rFonts w:ascii="Times New Roman" w:hAnsi="Times New Roman" w:cs="Times New Roman"/>
+                <w:b/>
+              </w:rPr>
+            </w:pPr>
+            <w:r>
+              <w:rPr>
+                <w:rFonts w:ascii="Times New Roman" w:hAnsi="Times New Roman" w:cs="Times New Roman"/>
+                <w:b/>
+              </w:rPr>
+              <w:t>238.18</w:t>
+            </w:r>
+          </w:p>
+        </w:tc>
+        <w:tc>
+          <w:tcPr>
+            <w:tcW w:w="1869" w:type="dxa"/>
+          </w:tcPr>
+          <w:p>
+            <w:pPr>
+              <w:jc w:val="center"/>
+              <w:rPr>
+                <w:rFonts w:ascii="Times New Roman" w:hAnsi="Times New Roman" w:cs="Times New Roman"/>
+                <w:b/>
+              </w:rPr>
+            </w:pPr>
+            <w:r>
+              <w:rPr>
+                <w:rFonts w:ascii="Times New Roman" w:hAnsi="Times New Roman" w:cs="Times New Roman"/>
+                <w:b/>
+              </w:rPr>
+              <w:t>-</w:t>
+            </w:r>
+          </w:p>
+        </w:tc>
+        <w:tc>
+          <w:tcPr>
+            <w:tcW w:w="1869" w:type="dxa"/>
+          </w:tcPr>
+          <w:p>
+            <w:pPr>
+              <w:jc w:val="center"/>
+              <w:rPr>
+                <w:rFonts w:ascii="Times New Roman" w:hAnsi="Times New Roman" w:cs="Times New Roman"/>
+                <w:b/>
+              </w:rPr>
+            </w:pPr>
+            <w:r>
+              <w:rPr>
+                <w:rFonts w:ascii="Times New Roman" w:hAnsi="Times New Roman" w:cs="Times New Roman"/>
+                <w:b/>
+              </w:rPr>
+              <w:t>94</w:t>
+            </w:r>
+          </w:p>
+        </w:tc>
+        <w:tc>
+          <w:tcPr>
+            <w:tcW w:w="1869" w:type="dxa"/>
+          </w:tcPr>
+          <w:p>
+            <w:pPr>
+              <w:jc w:val="center"/>
+              <w:rPr>
+                <w:rFonts w:ascii="Times New Roman" w:hAnsi="Times New Roman" w:cs="Times New Roman"/>
+                <w:b/>
+              </w:rPr>
+            </w:pPr>
+            <w:r>
+              <w:rPr>
+                <w:rFonts w:ascii="Times New Roman" w:hAnsi="Times New Roman" w:cs="Times New Roman"/>
+                <w:b/>
+              </w:rPr>
+              <w:t>2255.64</w:t>
             </w:r>
           </w:p>
         </w:tc>
